--- a/MAU BB TO TUNG/THU TUC NHAP TRAI/mau de dua vao nha tam giu/GIU NGUOI TRONG TRUONG HOP KHAN CAP/2. BB BẮT NGƯỜI BỊ GIỮ TRONG TH KHẨN CẤP.docx
+++ b/MAU BB TO TUNG/THU TUC NHAP TRAI/mau de dua vao nha tam giu/GIU NGUOI TRONG TRUONG HOP KHAN CAP/2. BB BẮT NGƯỜI BỊ GIỮ TRONG TH KHẨN CẤP.docx
@@ -637,7 +637,7 @@
           <w:sz w:val="28"/>
           <w:szCs w:val="28"/>
         </w:rPr>
-        <w:t xml:space="preserve"> 1  </w:t>
+        <w:t xml:space="preserve">   </w:t>
       </w:r>
       <w:r>
         <w:rPr>
@@ -1411,6 +1411,26 @@
           <w:sz w:val="28"/>
           <w:szCs w:val="28"/>
         </w:rPr>
+        <w:tab/>
+      </w:r>
+    </w:p>
+    <w:p>
+      <w:pPr>
+        <w:spacing w:after="100"/>
+        <w:ind w:firstLine="0"/>
+        <w:jc w:val="both"/>
+        <w:rPr>
+          <w:rFonts w:cs="Times New Roman"/>
+          <w:sz w:val="28"/>
+          <w:szCs w:val="28"/>
+        </w:rPr>
+      </w:pPr>
+      <w:r>
+        <w:rPr>
+          <w:rFonts w:cs="Times New Roman"/>
+          <w:sz w:val="28"/>
+          <w:szCs w:val="28"/>
+        </w:rPr>
         <w:t>cấp {doituong1_ngay_cap}</w:t>
       </w:r>
       <w:r>
@@ -1419,7 +1439,7 @@
           <w:sz w:val="28"/>
           <w:szCs w:val="28"/>
         </w:rPr>
-        <w:tab/>
+        <w:t xml:space="preserve">. </w:t>
       </w:r>
       <w:r>
         <w:rPr>

--- a/MAU BB TO TUNG/THU TUC NHAP TRAI/mau de dua vao nha tam giu/GIU NGUOI TRONG TRUONG HOP KHAN CAP/2. BB BẮT NGƯỜI BỊ GIỮ TRONG TH KHẨN CẤP.docx
+++ b/MAU BB TO TUNG/THU TUC NHAP TRAI/mau de dua vao nha tam giu/GIU NGUOI TRONG TRUONG HOP KHAN CAP/2. BB BẮT NGƯỜI BỊ GIỮ TRONG TH KHẨN CẤP.docx
@@ -563,8 +563,7 @@
         <w:contextualSpacing/>
         <w:jc w:val="both"/>
         <w:rPr>
-          <w:rFonts w:eastAsia="Times New Roman" w:cs="Times New Roman"/>
-          <w:spacing w:val="-2"/>
+          <w:color w:val="EE0000"/>
           <w:sz w:val="28"/>
           <w:szCs w:val="28"/>
         </w:rPr>
@@ -665,7 +664,7 @@
           <w:sz w:val="28"/>
           <w:szCs w:val="28"/>
         </w:rPr>
-        <w:t>6</w:t>
+        <w:t xml:space="preserve"> </w:t>
       </w:r>
       <w:r>
         <w:rPr>
@@ -706,51 +705,70 @@
       </w:r>
       <w:r>
         <w:rPr>
-          <w:rFonts w:eastAsia="Times New Roman" w:cs="Times New Roman"/>
-          <w:spacing w:val="-2"/>
-          <w:sz w:val="28"/>
-          <w:szCs w:val="28"/>
-        </w:rPr>
-        <w:t xml:space="preserve">Công an </w:t>
-      </w:r>
-      <w:r>
-        <w:rPr>
-          <w:rFonts w:eastAsia="Times New Roman" w:cs="Times New Roman"/>
-          <w:spacing w:val="-2"/>
-          <w:sz w:val="28"/>
-          <w:szCs w:val="28"/>
-        </w:rPr>
-        <w:t>p</w:t>
-      </w:r>
-      <w:r>
-        <w:rPr>
-          <w:rFonts w:eastAsia="Times New Roman" w:cs="Times New Roman"/>
-          <w:spacing w:val="-2"/>
-          <w:sz w:val="28"/>
-          <w:szCs w:val="28"/>
-        </w:rPr>
-        <w:t>hường Tân Bình</w:t>
-      </w:r>
-      <w:r>
-        <w:rPr>
-          <w:rFonts w:eastAsia="Times New Roman" w:cs="Times New Roman"/>
-          <w:spacing w:val="-2"/>
-          <w:sz w:val="28"/>
-          <w:szCs w:val="28"/>
-        </w:rPr>
-        <w:t>, Thành phố Hồ Chí Minh.</w:t>
+          <w:color w:val="EE0000"/>
+          <w:sz w:val="28"/>
+          <w:szCs w:val="28"/>
+        </w:rPr>
+        <w:t>Phân trại tạm giam Phú Thọ Hòa</w:t>
+      </w:r>
+      <w:r>
+        <w:rPr>
+          <w:color w:val="EE0000"/>
+          <w:sz w:val="28"/>
+          <w:szCs w:val="28"/>
+        </w:rPr>
+        <w:t xml:space="preserve">, </w:t>
+      </w:r>
+      <w:r>
+        <w:rPr>
+          <w:color w:val="EE0000"/>
+          <w:sz w:val="28"/>
+          <w:szCs w:val="28"/>
+        </w:rPr>
+        <w:t>PC11A</w:t>
+      </w:r>
+      <w:r>
+        <w:rPr>
+          <w:color w:val="EE0000"/>
+          <w:sz w:val="28"/>
+          <w:szCs w:val="28"/>
+        </w:rPr>
+        <w:t xml:space="preserve">, </w:t>
+      </w:r>
+      <w:r>
+        <w:rPr>
+          <w:color w:val="EE0000"/>
+          <w:sz w:val="28"/>
+          <w:szCs w:val="28"/>
+        </w:rPr>
+        <w:t>Công an TP.Hồ Chí Minh</w:t>
+      </w:r>
+      <w:r>
+        <w:rPr>
+          <w:color w:val="EE0000"/>
+          <w:sz w:val="28"/>
+          <w:szCs w:val="28"/>
+        </w:rPr>
+        <w:t xml:space="preserve"> (Cơ sở 1)</w:t>
+      </w:r>
+      <w:r>
+        <w:rPr>
+          <w:color w:val="EE0000"/>
+          <w:sz w:val="28"/>
+          <w:szCs w:val="28"/>
+        </w:rPr>
+        <w:t>.</w:t>
       </w:r>
     </w:p>
     <w:p>
       <w:pPr>
         <w:tabs>
-          <w:tab w:val="left" w:leader="dot" w:pos="0"/>
-          <w:tab w:val="left" w:pos="6866"/>
-          <w:tab w:val="left" w:pos="7523"/>
+          <w:tab w:val="right" w:pos="567"/>
+          <w:tab w:val="right" w:pos="5954"/>
           <w:tab w:val="right" w:leader="dot" w:pos="9356"/>
         </w:tabs>
         <w:spacing w:before="0" w:after="120" w:line="312" w:lineRule="auto"/>
-        <w:ind w:firstLine="567"/>
+        <w:ind w:firstLine="0"/>
         <w:contextualSpacing/>
         <w:jc w:val="both"/>
         <w:rPr>
@@ -1050,6 +1068,31 @@
       <w:r>
         <w:rPr>
           <w:rFonts w:eastAsia="Times New Roman" w:cs="Times New Roman"/>
+          <w:sz w:val="28"/>
+          <w:szCs w:val="28"/>
+        </w:rPr>
+        <w:t>3709/LBN-CSMT</w:t>
+      </w:r>
+      <w:r>
+        <w:rPr>
+          <w:rFonts w:eastAsia="Times New Roman" w:cs="Times New Roman"/>
+          <w:color w:val="FF0000"/>
+          <w:sz w:val="28"/>
+          <w:szCs w:val="28"/>
+        </w:rPr>
+        <w:t>, ngày 09 tháng 7 năm 2026</w:t>
+      </w:r>
+      <w:r>
+        <w:rPr>
+          <w:rFonts w:eastAsia="Times New Roman" w:cs="Times New Roman"/>
+          <w:sz w:val="28"/>
+          <w:szCs w:val="28"/>
+        </w:rPr>
+        <w:t xml:space="preserve"> </w:t>
+      </w:r>
+      <w:r>
+        <w:rPr>
+          <w:rFonts w:eastAsia="Times New Roman" w:cs="Times New Roman"/>
           <w:color w:val="FF0000"/>
           <w:sz w:val="28"/>
           <w:szCs w:val="28"/>
@@ -1554,6 +1597,7 @@
           <w:sz w:val="28"/>
           <w:szCs w:val="28"/>
         </w:rPr>
+        <w:lastRenderedPageBreak/>
         <w:t>Tình hình diễn biến trong khi thi hành Lệnh bắt người bị giữ trong trường hợp khẩn cấp:</w:t>
       </w:r>
       <w:r>
@@ -1600,7 +1644,6 @@
           <w:sz w:val="28"/>
           <w:szCs w:val="28"/>
         </w:rPr>
-        <w:lastRenderedPageBreak/>
         <w:t>Thái độ của người bị bắt:</w:t>
       </w:r>
       <w:r>
@@ -1839,7 +1882,7 @@
           <w:sz w:val="28"/>
           <w:szCs w:val="28"/>
         </w:rPr>
-        <w:t>01</w:t>
+        <w:t xml:space="preserve">  </w:t>
       </w:r>
       <w:r>
         <w:rPr>
